--- a/Bitacoras de trabajo/Bitacora del Sprint 8 def.docx
+++ b/Bitacoras de trabajo/Bitacora del Sprint 8 def.docx
@@ -1773,7 +1773,33 @@
                 <w:lang w:eastAsia="es-MX"/>
                 <w14:ligatures w14:val="none"/>
               </w:rPr>
-              <w:t>Se diseño todo</w:t>
+              <w:t xml:space="preserve">Se </w:t>
+            </w:r>
+            <w:proofErr w:type="spellStart"/>
+            <w:r>
+              <w:rPr>
+                <w:rFonts w:ascii="Helvetica Neue" w:eastAsia="Times New Roman" w:hAnsi="Helvetica Neue" w:cs="Times New Roman"/>
+                <w:color w:val="000000" w:themeColor="text1"/>
+                <w:kern w:val="0"/>
+                <w:sz w:val="15"/>
+                <w:szCs w:val="15"/>
+                <w:lang w:eastAsia="es-MX"/>
+                <w14:ligatures w14:val="none"/>
+              </w:rPr>
+              <w:t>diseño</w:t>
+            </w:r>
+            <w:proofErr w:type="spellEnd"/>
+            <w:r>
+              <w:rPr>
+                <w:rFonts w:ascii="Helvetica Neue" w:eastAsia="Times New Roman" w:hAnsi="Helvetica Neue" w:cs="Times New Roman"/>
+                <w:color w:val="000000" w:themeColor="text1"/>
+                <w:kern w:val="0"/>
+                <w:sz w:val="15"/>
+                <w:szCs w:val="15"/>
+                <w:lang w:eastAsia="es-MX"/>
+                <w14:ligatures w14:val="none"/>
+              </w:rPr>
+              <w:t xml:space="preserve"> todo</w:t>
             </w:r>
             <w:r>
               <w:rPr>
@@ -3727,8 +3753,9 @@
                 <w:lang w:eastAsia="es-MX"/>
                 <w14:ligatures w14:val="none"/>
               </w:rPr>
-              <w:t>Seguir implemen</w:t>
-            </w:r>
+              <w:t xml:space="preserve">Seguir </w:t>
+            </w:r>
+            <w:proofErr w:type="spellStart"/>
             <w:r>
               <w:rPr>
                 <w:rFonts w:ascii="Helvetica Neue" w:eastAsia="Times New Roman" w:hAnsi="Helvetica Neue" w:cs="Times New Roman"/>
@@ -3739,6 +3766,18 @@
                 <w:lang w:eastAsia="es-MX"/>
                 <w14:ligatures w14:val="none"/>
               </w:rPr>
+              <w:t>implemen</w:t>
+            </w:r>
+            <w:r>
+              <w:rPr>
+                <w:rFonts w:ascii="Helvetica Neue" w:eastAsia="Times New Roman" w:hAnsi="Helvetica Neue" w:cs="Times New Roman"/>
+                <w:color w:val="000000" w:themeColor="text1"/>
+                <w:kern w:val="0"/>
+                <w:sz w:val="15"/>
+                <w:szCs w:val="15"/>
+                <w:lang w:eastAsia="es-MX"/>
+                <w14:ligatures w14:val="none"/>
+              </w:rPr>
               <w:t>-</w:t>
             </w:r>
             <w:r>
@@ -3777,6 +3816,7 @@
               </w:rPr>
               <w:t>do</w:t>
             </w:r>
+            <w:proofErr w:type="spellEnd"/>
             <w:r>
               <w:rPr>
                 <w:rFonts w:ascii="Helvetica Neue" w:eastAsia="Times New Roman" w:hAnsi="Helvetica Neue" w:cs="Times New Roman"/>
@@ -4047,7 +4087,19 @@
                 <w:lang w:eastAsia="es-MX"/>
                 <w14:ligatures w14:val="none"/>
               </w:rPr>
-              <w:t>Falta de ideas de implemen</w:t>
+              <w:t xml:space="preserve">Falta de ideas de </w:t>
+            </w:r>
+            <w:proofErr w:type="spellStart"/>
+            <w:r>
+              <w:rPr>
+                <w:rFonts w:ascii="Times New Roman" w:eastAsia="Times New Roman" w:hAnsi="Times New Roman" w:cs="Times New Roman"/>
+                <w:kern w:val="0"/>
+                <w:sz w:val="15"/>
+                <w:szCs w:val="15"/>
+                <w:lang w:eastAsia="es-MX"/>
+                <w14:ligatures w14:val="none"/>
+              </w:rPr>
+              <w:t>implemen</w:t>
             </w:r>
             <w:r>
               <w:rPr>
@@ -4069,7 +4121,19 @@
                 <w:lang w:eastAsia="es-MX"/>
                 <w14:ligatures w14:val="none"/>
               </w:rPr>
-              <w:t>tación de JS para el sitio</w:t>
+              <w:t>tación</w:t>
+            </w:r>
+            <w:proofErr w:type="spellEnd"/>
+            <w:r>
+              <w:rPr>
+                <w:rFonts w:ascii="Times New Roman" w:eastAsia="Times New Roman" w:hAnsi="Times New Roman" w:cs="Times New Roman"/>
+                <w:kern w:val="0"/>
+                <w:sz w:val="15"/>
+                <w:szCs w:val="15"/>
+                <w:lang w:eastAsia="es-MX"/>
+                <w14:ligatures w14:val="none"/>
+              </w:rPr>
+              <w:t xml:space="preserve"> de JS para el sitio</w:t>
             </w:r>
           </w:p>
         </w:tc>
@@ -4420,7 +4484,31 @@
                 <w:lang w:eastAsia="es-MX"/>
                 <w14:ligatures w14:val="none"/>
               </w:rPr>
-              <w:t>Bloqueo de ideas de implementa-ción de JS en el sitio</w:t>
+              <w:t>Bloqueo de ideas de implementa-</w:t>
+            </w:r>
+            <w:proofErr w:type="spellStart"/>
+            <w:r>
+              <w:rPr>
+                <w:rFonts w:ascii="Times New Roman" w:eastAsia="Times New Roman" w:hAnsi="Times New Roman" w:cs="Times New Roman"/>
+                <w:kern w:val="0"/>
+                <w:sz w:val="15"/>
+                <w:szCs w:val="15"/>
+                <w:lang w:eastAsia="es-MX"/>
+                <w14:ligatures w14:val="none"/>
+              </w:rPr>
+              <w:t>ción</w:t>
+            </w:r>
+            <w:proofErr w:type="spellEnd"/>
+            <w:r>
+              <w:rPr>
+                <w:rFonts w:ascii="Times New Roman" w:eastAsia="Times New Roman" w:hAnsi="Times New Roman" w:cs="Times New Roman"/>
+                <w:kern w:val="0"/>
+                <w:sz w:val="15"/>
+                <w:szCs w:val="15"/>
+                <w:lang w:eastAsia="es-MX"/>
+                <w14:ligatures w14:val="none"/>
+              </w:rPr>
+              <w:t xml:space="preserve"> de JS en el sitio</w:t>
             </w:r>
           </w:p>
         </w:tc>
@@ -5718,7 +5806,31 @@
                 <w:lang w:eastAsia="es-MX"/>
                 <w14:ligatures w14:val="none"/>
               </w:rPr>
-              <w:t>implementó PHP para todos los archivos .html del sitio</w:t>
+              <w:t>implementó PHP para todos los archivos .</w:t>
+            </w:r>
+            <w:proofErr w:type="spellStart"/>
+            <w:r>
+              <w:rPr>
+                <w:rFonts w:ascii="Times New Roman" w:eastAsia="Times New Roman" w:hAnsi="Times New Roman" w:cs="Times New Roman"/>
+                <w:kern w:val="0"/>
+                <w:sz w:val="16"/>
+                <w:szCs w:val="16"/>
+                <w:lang w:eastAsia="es-MX"/>
+                <w14:ligatures w14:val="none"/>
+              </w:rPr>
+              <w:t>html</w:t>
+            </w:r>
+            <w:proofErr w:type="spellEnd"/>
+            <w:r>
+              <w:rPr>
+                <w:rFonts w:ascii="Times New Roman" w:eastAsia="Times New Roman" w:hAnsi="Times New Roman" w:cs="Times New Roman"/>
+                <w:kern w:val="0"/>
+                <w:sz w:val="16"/>
+                <w:szCs w:val="16"/>
+                <w:lang w:eastAsia="es-MX"/>
+                <w14:ligatures w14:val="none"/>
+              </w:rPr>
+              <w:t xml:space="preserve"> del sitio</w:t>
             </w:r>
           </w:p>
         </w:tc>
@@ -6042,8 +6154,21 @@
                 <w:lang w:eastAsia="es-MX"/>
                 <w14:ligatures w14:val="none"/>
               </w:rPr>
-              <w:t>el buen manejo de archivos mejora mucho la organiza-ción</w:t>
-            </w:r>
+              <w:t>el buen manejo de archivos mejora mucho la organiza-</w:t>
+            </w:r>
+            <w:proofErr w:type="spellStart"/>
+            <w:r>
+              <w:rPr>
+                <w:rFonts w:ascii="Times New Roman" w:eastAsia="Times New Roman" w:hAnsi="Times New Roman" w:cs="Times New Roman"/>
+                <w:kern w:val="0"/>
+                <w:sz w:val="16"/>
+                <w:szCs w:val="16"/>
+                <w:lang w:eastAsia="es-MX"/>
+                <w14:ligatures w14:val="none"/>
+              </w:rPr>
+              <w:t>ción</w:t>
+            </w:r>
+            <w:proofErr w:type="spellEnd"/>
           </w:p>
         </w:tc>
         <w:tc>
@@ -6568,6 +6693,7 @@
               </w:rPr>
               <w:t xml:space="preserve">Creación de un nuevo repositorio de GitHub e </w:t>
             </w:r>
+            <w:proofErr w:type="spellStart"/>
             <w:r>
               <w:rPr>
                 <w:rFonts w:ascii="Times New Roman" w:eastAsia="Times New Roman" w:hAnsi="Times New Roman" w:cs="Times New Roman"/>
@@ -6588,8 +6714,33 @@
                 <w:lang w:eastAsia="es-MX"/>
                 <w14:ligatures w14:val="none"/>
               </w:rPr>
-              <w:t>ción con VSCode</w:t>
-            </w:r>
+              <w:t>ción</w:t>
+            </w:r>
+            <w:proofErr w:type="spellEnd"/>
+            <w:r>
+              <w:rPr>
+                <w:rFonts w:ascii="Times New Roman" w:eastAsia="Times New Roman" w:hAnsi="Times New Roman" w:cs="Times New Roman"/>
+                <w:kern w:val="0"/>
+                <w:sz w:val="16"/>
+                <w:szCs w:val="16"/>
+                <w:lang w:eastAsia="es-MX"/>
+                <w14:ligatures w14:val="none"/>
+              </w:rPr>
+              <w:t xml:space="preserve"> con </w:t>
+            </w:r>
+            <w:proofErr w:type="spellStart"/>
+            <w:r>
+              <w:rPr>
+                <w:rFonts w:ascii="Times New Roman" w:eastAsia="Times New Roman" w:hAnsi="Times New Roman" w:cs="Times New Roman"/>
+                <w:kern w:val="0"/>
+                <w:sz w:val="16"/>
+                <w:szCs w:val="16"/>
+                <w:lang w:eastAsia="es-MX"/>
+                <w14:ligatures w14:val="none"/>
+              </w:rPr>
+              <w:t>VSCode</w:t>
+            </w:r>
+            <w:proofErr w:type="spellEnd"/>
             <w:r>
               <w:rPr>
                 <w:rFonts w:ascii="Times New Roman" w:eastAsia="Times New Roman" w:hAnsi="Times New Roman" w:cs="Times New Roman"/>
@@ -6642,7 +6793,33 @@
                 <w:lang w:eastAsia="es-MX"/>
                 <w14:ligatures w14:val="none"/>
               </w:rPr>
-              <w:t>Como implementar GitHub con VSCode para mejor manejo de archivos</w:t>
+              <w:t xml:space="preserve">Como implementar GitHub con </w:t>
+            </w:r>
+            <w:proofErr w:type="spellStart"/>
+            <w:r>
+              <w:rPr>
+                <w:rFonts w:ascii="Helvetica Neue" w:eastAsia="Times New Roman" w:hAnsi="Helvetica Neue" w:cs="Times New Roman"/>
+                <w:color w:val="000000"/>
+                <w:kern w:val="0"/>
+                <w:sz w:val="16"/>
+                <w:szCs w:val="16"/>
+                <w:lang w:eastAsia="es-MX"/>
+                <w14:ligatures w14:val="none"/>
+              </w:rPr>
+              <w:t>VSCode</w:t>
+            </w:r>
+            <w:proofErr w:type="spellEnd"/>
+            <w:r>
+              <w:rPr>
+                <w:rFonts w:ascii="Helvetica Neue" w:eastAsia="Times New Roman" w:hAnsi="Helvetica Neue" w:cs="Times New Roman"/>
+                <w:color w:val="000000"/>
+                <w:kern w:val="0"/>
+                <w:sz w:val="16"/>
+                <w:szCs w:val="16"/>
+                <w:lang w:eastAsia="es-MX"/>
+                <w14:ligatures w14:val="none"/>
+              </w:rPr>
+              <w:t xml:space="preserve"> para mejor manejo de archivos</w:t>
             </w:r>
           </w:p>
         </w:tc>
@@ -6751,7 +6928,31 @@
                 <w:lang w:eastAsia="es-MX"/>
                 <w14:ligatures w14:val="none"/>
               </w:rPr>
-              <w:t xml:space="preserve">Continuar a mejorar todo el sitio en base al CodeCheck </w:t>
+              <w:t xml:space="preserve">Continuar a mejorar todo el sitio en base al </w:t>
+            </w:r>
+            <w:proofErr w:type="spellStart"/>
+            <w:r>
+              <w:rPr>
+                <w:rFonts w:ascii="Times New Roman" w:eastAsia="Times New Roman" w:hAnsi="Times New Roman" w:cs="Times New Roman"/>
+                <w:kern w:val="0"/>
+                <w:sz w:val="16"/>
+                <w:szCs w:val="16"/>
+                <w:lang w:eastAsia="es-MX"/>
+                <w14:ligatures w14:val="none"/>
+              </w:rPr>
+              <w:t>CodeCheck</w:t>
+            </w:r>
+            <w:proofErr w:type="spellEnd"/>
+            <w:r>
+              <w:rPr>
+                <w:rFonts w:ascii="Times New Roman" w:eastAsia="Times New Roman" w:hAnsi="Times New Roman" w:cs="Times New Roman"/>
+                <w:kern w:val="0"/>
+                <w:sz w:val="16"/>
+                <w:szCs w:val="16"/>
+                <w:lang w:eastAsia="es-MX"/>
+                <w14:ligatures w14:val="none"/>
+              </w:rPr>
+              <w:t xml:space="preserve"> </w:t>
             </w:r>
           </w:p>
         </w:tc>
@@ -7033,8 +7234,21 @@
                 <w:lang w:eastAsia="es-MX"/>
                 <w14:ligatures w14:val="none"/>
               </w:rPr>
-              <w:t>GitHub, Teams</w:t>
-            </w:r>
+              <w:t xml:space="preserve">GitHub, </w:t>
+            </w:r>
+            <w:proofErr w:type="spellStart"/>
+            <w:r>
+              <w:rPr>
+                <w:rFonts w:ascii="Times New Roman" w:eastAsia="Times New Roman" w:hAnsi="Times New Roman" w:cs="Times New Roman"/>
+                <w:kern w:val="0"/>
+                <w:sz w:val="16"/>
+                <w:szCs w:val="16"/>
+                <w:lang w:eastAsia="es-MX"/>
+                <w14:ligatures w14:val="none"/>
+              </w:rPr>
+              <w:t>Teams</w:t>
+            </w:r>
+            <w:proofErr w:type="spellEnd"/>
           </w:p>
         </w:tc>
         <w:tc>
@@ -7674,7 +7888,37 @@
                 <w:lang w:eastAsia="es-MX"/>
                 <w14:ligatures w14:val="none"/>
               </w:rPr>
-              <w:t>Progreso (% o emoji)</w:t>
+              <w:t xml:space="preserve">Progreso (% o </w:t>
+            </w:r>
+            <w:proofErr w:type="spellStart"/>
+            <w:r>
+              <w:rPr>
+                <w:rFonts w:ascii="Helvetica Neue" w:eastAsia="Times New Roman" w:hAnsi="Helvetica Neue" w:cs="Times New Roman"/>
+                <w:b/>
+                <w:bCs/>
+                <w:color w:val="000000"/>
+                <w:kern w:val="0"/>
+                <w:sz w:val="15"/>
+                <w:szCs w:val="15"/>
+                <w:lang w:eastAsia="es-MX"/>
+                <w14:ligatures w14:val="none"/>
+              </w:rPr>
+              <w:t>emoji</w:t>
+            </w:r>
+            <w:proofErr w:type="spellEnd"/>
+            <w:r>
+              <w:rPr>
+                <w:rFonts w:ascii="Helvetica Neue" w:eastAsia="Times New Roman" w:hAnsi="Helvetica Neue" w:cs="Times New Roman"/>
+                <w:b/>
+                <w:bCs/>
+                <w:color w:val="000000"/>
+                <w:kern w:val="0"/>
+                <w:sz w:val="15"/>
+                <w:szCs w:val="15"/>
+                <w:lang w:eastAsia="es-MX"/>
+                <w14:ligatures w14:val="none"/>
+              </w:rPr>
+              <w:t>)</w:t>
             </w:r>
           </w:p>
         </w:tc>
@@ -8100,7 +8344,31 @@
                 <w:lang w:eastAsia="es-MX"/>
                 <w14:ligatures w14:val="none"/>
               </w:rPr>
-              <w:t>Se implementó PHP para todos los archivos .html del sitio</w:t>
+              <w:t>Se implementó PHP para todos los archivos .</w:t>
+            </w:r>
+            <w:proofErr w:type="spellStart"/>
+            <w:r>
+              <w:rPr>
+                <w:rFonts w:ascii="Times New Roman" w:eastAsia="Times New Roman" w:hAnsi="Times New Roman" w:cs="Times New Roman"/>
+                <w:kern w:val="0"/>
+                <w:sz w:val="16"/>
+                <w:szCs w:val="16"/>
+                <w:lang w:eastAsia="es-MX"/>
+                <w14:ligatures w14:val="none"/>
+              </w:rPr>
+              <w:t>html</w:t>
+            </w:r>
+            <w:proofErr w:type="spellEnd"/>
+            <w:r>
+              <w:rPr>
+                <w:rFonts w:ascii="Times New Roman" w:eastAsia="Times New Roman" w:hAnsi="Times New Roman" w:cs="Times New Roman"/>
+                <w:kern w:val="0"/>
+                <w:sz w:val="16"/>
+                <w:szCs w:val="16"/>
+                <w:lang w:eastAsia="es-MX"/>
+                <w14:ligatures w14:val="none"/>
+              </w:rPr>
+              <w:t xml:space="preserve"> del sitio</w:t>
             </w:r>
           </w:p>
         </w:tc>
@@ -8740,8 +9008,45 @@
                 <w:lang w:eastAsia="es-MX"/>
                 <w14:ligatures w14:val="none"/>
               </w:rPr>
-              <w:t>Reorganiza-ción de archivos para integrarlos al nuevo repositorio de GitHub y a VSCode</w:t>
-            </w:r>
+              <w:t>Reorganiza-</w:t>
+            </w:r>
+            <w:proofErr w:type="spellStart"/>
+            <w:r>
+              <w:rPr>
+                <w:rFonts w:ascii="Times New Roman" w:eastAsia="Times New Roman" w:hAnsi="Times New Roman" w:cs="Times New Roman"/>
+                <w:kern w:val="0"/>
+                <w:sz w:val="15"/>
+                <w:szCs w:val="15"/>
+                <w:lang w:eastAsia="es-MX"/>
+                <w14:ligatures w14:val="none"/>
+              </w:rPr>
+              <w:t>ción</w:t>
+            </w:r>
+            <w:proofErr w:type="spellEnd"/>
+            <w:r>
+              <w:rPr>
+                <w:rFonts w:ascii="Times New Roman" w:eastAsia="Times New Roman" w:hAnsi="Times New Roman" w:cs="Times New Roman"/>
+                <w:kern w:val="0"/>
+                <w:sz w:val="15"/>
+                <w:szCs w:val="15"/>
+                <w:lang w:eastAsia="es-MX"/>
+                <w14:ligatures w14:val="none"/>
+              </w:rPr>
+              <w:t xml:space="preserve"> de archivos para integrarlos al nuevo repositorio de GitHub y a </w:t>
+            </w:r>
+            <w:proofErr w:type="spellStart"/>
+            <w:r>
+              <w:rPr>
+                <w:rFonts w:ascii="Times New Roman" w:eastAsia="Times New Roman" w:hAnsi="Times New Roman" w:cs="Times New Roman"/>
+                <w:kern w:val="0"/>
+                <w:sz w:val="15"/>
+                <w:szCs w:val="15"/>
+                <w:lang w:eastAsia="es-MX"/>
+                <w14:ligatures w14:val="none"/>
+              </w:rPr>
+              <w:t>VSCode</w:t>
+            </w:r>
+            <w:proofErr w:type="spellEnd"/>
           </w:p>
         </w:tc>
         <w:tc>
@@ -8998,8 +9303,22 @@
                 <w:lang w:eastAsia="es-MX"/>
                 <w14:ligatures w14:val="none"/>
               </w:rPr>
-              <w:t>Confusión en algunas partes de integrar GitHub en VSCode</w:t>
-            </w:r>
+              <w:t xml:space="preserve">Confusión en algunas partes de integrar GitHub en </w:t>
+            </w:r>
+            <w:proofErr w:type="spellStart"/>
+            <w:r>
+              <w:rPr>
+                <w:rFonts w:ascii="Helvetica Neue" w:eastAsia="Times New Roman" w:hAnsi="Helvetica Neue" w:cs="Times New Roman"/>
+                <w:color w:val="000000"/>
+                <w:kern w:val="0"/>
+                <w:sz w:val="15"/>
+                <w:szCs w:val="15"/>
+                <w:lang w:eastAsia="es-MX"/>
+                <w14:ligatures w14:val="none"/>
+              </w:rPr>
+              <w:t>VSCode</w:t>
+            </w:r>
+            <w:proofErr w:type="spellEnd"/>
             <w:r>
               <w:rPr>
                 <w:rFonts w:ascii="Helvetica Neue" w:eastAsia="Times New Roman" w:hAnsi="Helvetica Neue" w:cs="Times New Roman"/>
@@ -9332,7 +9651,31 @@
                 <w:lang w:eastAsia="es-MX"/>
                 <w14:ligatures w14:val="none"/>
               </w:rPr>
-              <w:t xml:space="preserve">Día dedicado completamente a leer el libro proporcio-nado por el profesor </w:t>
+              <w:t xml:space="preserve">Día dedicado completamente a leer el libro </w:t>
+            </w:r>
+            <w:proofErr w:type="spellStart"/>
+            <w:r>
+              <w:rPr>
+                <w:rFonts w:ascii="Times New Roman" w:eastAsia="Times New Roman" w:hAnsi="Times New Roman" w:cs="Times New Roman"/>
+                <w:kern w:val="0"/>
+                <w:sz w:val="15"/>
+                <w:szCs w:val="15"/>
+                <w:lang w:eastAsia="es-MX"/>
+                <w14:ligatures w14:val="none"/>
+              </w:rPr>
+              <w:t>proporcio</w:t>
+            </w:r>
+            <w:proofErr w:type="spellEnd"/>
+            <w:r>
+              <w:rPr>
+                <w:rFonts w:ascii="Times New Roman" w:eastAsia="Times New Roman" w:hAnsi="Times New Roman" w:cs="Times New Roman"/>
+                <w:kern w:val="0"/>
+                <w:sz w:val="15"/>
+                <w:szCs w:val="15"/>
+                <w:lang w:eastAsia="es-MX"/>
+                <w14:ligatures w14:val="none"/>
+              </w:rPr>
+              <w:t xml:space="preserve">-nado por el profesor </w:t>
             </w:r>
           </w:p>
         </w:tc>
@@ -9558,16 +9901,29 @@
                 <w14:ligatures w14:val="none"/>
               </w:rPr>
             </w:pPr>
-            <w:r>
-              <w:rPr>
-                <w:rFonts w:ascii="Times New Roman" w:eastAsia="Times New Roman" w:hAnsi="Times New Roman" w:cs="Times New Roman"/>
-                <w:kern w:val="0"/>
-                <w:sz w:val="15"/>
-                <w:szCs w:val="15"/>
-                <w:lang w:eastAsia="es-MX"/>
-                <w14:ligatures w14:val="none"/>
-              </w:rPr>
-              <w:t xml:space="preserve">Php es un lenguaje muy complicado y se me dificulto mucho comprender lo poco que leí este día </w:t>
+            <w:proofErr w:type="spellStart"/>
+            <w:r>
+              <w:rPr>
+                <w:rFonts w:ascii="Times New Roman" w:eastAsia="Times New Roman" w:hAnsi="Times New Roman" w:cs="Times New Roman"/>
+                <w:kern w:val="0"/>
+                <w:sz w:val="15"/>
+                <w:szCs w:val="15"/>
+                <w:lang w:eastAsia="es-MX"/>
+                <w14:ligatures w14:val="none"/>
+              </w:rPr>
+              <w:t>Php</w:t>
+            </w:r>
+            <w:proofErr w:type="spellEnd"/>
+            <w:r>
+              <w:rPr>
+                <w:rFonts w:ascii="Times New Roman" w:eastAsia="Times New Roman" w:hAnsi="Times New Roman" w:cs="Times New Roman"/>
+                <w:kern w:val="0"/>
+                <w:sz w:val="15"/>
+                <w:szCs w:val="15"/>
+                <w:lang w:eastAsia="es-MX"/>
+                <w14:ligatures w14:val="none"/>
+              </w:rPr>
+              <w:t xml:space="preserve"> es un lenguaje muy complicado y se me dificulto mucho comprender lo poco que leí este día </w:t>
             </w:r>
           </w:p>
         </w:tc>
@@ -9946,7 +10302,37 @@
                 <w:lang w:eastAsia="es-MX"/>
                 <w14:ligatures w14:val="none"/>
               </w:rPr>
-              <w:t>Progreso (% o emoji)</w:t>
+              <w:t xml:space="preserve">Progreso (% o </w:t>
+            </w:r>
+            <w:proofErr w:type="spellStart"/>
+            <w:r>
+              <w:rPr>
+                <w:rFonts w:ascii="Helvetica Neue" w:eastAsia="Times New Roman" w:hAnsi="Helvetica Neue" w:cs="Times New Roman"/>
+                <w:b/>
+                <w:bCs/>
+                <w:color w:val="000000"/>
+                <w:kern w:val="0"/>
+                <w:sz w:val="15"/>
+                <w:szCs w:val="15"/>
+                <w:lang w:eastAsia="es-MX"/>
+                <w14:ligatures w14:val="none"/>
+              </w:rPr>
+              <w:t>emoji</w:t>
+            </w:r>
+            <w:proofErr w:type="spellEnd"/>
+            <w:r>
+              <w:rPr>
+                <w:rFonts w:ascii="Helvetica Neue" w:eastAsia="Times New Roman" w:hAnsi="Helvetica Neue" w:cs="Times New Roman"/>
+                <w:b/>
+                <w:bCs/>
+                <w:color w:val="000000"/>
+                <w:kern w:val="0"/>
+                <w:sz w:val="15"/>
+                <w:szCs w:val="15"/>
+                <w:lang w:eastAsia="es-MX"/>
+                <w14:ligatures w14:val="none"/>
+              </w:rPr>
+              <w:t>)</w:t>
             </w:r>
           </w:p>
         </w:tc>
@@ -10373,7 +10759,20 @@
                 <w:lang w:eastAsia="es-MX"/>
                 <w14:ligatures w14:val="none"/>
               </w:rPr>
-              <w:t>Apoyo directo en la implemen</w:t>
+              <w:t xml:space="preserve">Apoyo directo en la </w:t>
+            </w:r>
+            <w:proofErr w:type="spellStart"/>
+            <w:r>
+              <w:rPr>
+                <w:rFonts w:ascii="Helvetica Neue" w:eastAsia="Times New Roman" w:hAnsi="Helvetica Neue" w:cs="Times New Roman"/>
+                <w:color w:val="000000"/>
+                <w:kern w:val="0"/>
+                <w:sz w:val="15"/>
+                <w:szCs w:val="15"/>
+                <w:lang w:eastAsia="es-MX"/>
+                <w14:ligatures w14:val="none"/>
+              </w:rPr>
+              <w:t>implemen</w:t>
             </w:r>
             <w:r>
               <w:rPr>
@@ -10397,7 +10796,20 @@
                 <w:lang w:eastAsia="es-MX"/>
                 <w14:ligatures w14:val="none"/>
               </w:rPr>
-              <w:t>n de PHP en todas las paginas para el sitio</w:t>
+              <w:t>n</w:t>
+            </w:r>
+            <w:proofErr w:type="spellEnd"/>
+            <w:r>
+              <w:rPr>
+                <w:rFonts w:ascii="Helvetica Neue" w:eastAsia="Times New Roman" w:hAnsi="Helvetica Neue" w:cs="Times New Roman"/>
+                <w:color w:val="000000"/>
+                <w:kern w:val="0"/>
+                <w:sz w:val="15"/>
+                <w:szCs w:val="15"/>
+                <w:lang w:eastAsia="es-MX"/>
+                <w14:ligatures w14:val="none"/>
+              </w:rPr>
+              <w:t xml:space="preserve"> de PHP en todas las paginas para el sitio</w:t>
             </w:r>
           </w:p>
         </w:tc>
@@ -11100,8 +11512,22 @@
                 <w:lang w:eastAsia="es-MX"/>
                 <w14:ligatures w14:val="none"/>
               </w:rPr>
-              <w:t>Participación activa directa en la implemen</w:t>
-            </w:r>
+              <w:t xml:space="preserve">Participación activa directa en la </w:t>
+            </w:r>
+            <w:proofErr w:type="spellStart"/>
+            <w:r>
+              <w:rPr>
+                <w:rFonts w:ascii="Helvetica Neue" w:eastAsia="Times New Roman" w:hAnsi="Helvetica Neue" w:cs="Times New Roman"/>
+                <w:color w:val="000000"/>
+                <w:kern w:val="0"/>
+                <w:sz w:val="15"/>
+                <w:szCs w:val="15"/>
+                <w:lang w:eastAsia="es-MX"/>
+                <w14:ligatures w14:val="none"/>
+              </w:rPr>
+              <w:t>implemen</w:t>
+            </w:r>
+            <w:proofErr w:type="spellEnd"/>
             <w:r>
               <w:rPr>
                 <w:rFonts w:ascii="Helvetica Neue" w:eastAsia="Times New Roman" w:hAnsi="Helvetica Neue" w:cs="Times New Roman"/>
@@ -11114,17 +11540,57 @@
               </w:rPr>
               <w:t xml:space="preserve">- </w:t>
             </w:r>
-            <w:r>
-              <w:rPr>
-                <w:rFonts w:ascii="Helvetica Neue" w:eastAsia="Times New Roman" w:hAnsi="Helvetica Neue" w:cs="Times New Roman"/>
-                <w:color w:val="000000"/>
-                <w:kern w:val="0"/>
-                <w:sz w:val="15"/>
-                <w:szCs w:val="15"/>
-                <w:lang w:eastAsia="es-MX"/>
-                <w14:ligatures w14:val="none"/>
-              </w:rPr>
-              <w:t xml:space="preserve">tacion del nuevo repositorio de GitHub en VSCode </w:t>
+            <w:proofErr w:type="spellStart"/>
+            <w:r>
+              <w:rPr>
+                <w:rFonts w:ascii="Helvetica Neue" w:eastAsia="Times New Roman" w:hAnsi="Helvetica Neue" w:cs="Times New Roman"/>
+                <w:color w:val="000000"/>
+                <w:kern w:val="0"/>
+                <w:sz w:val="15"/>
+                <w:szCs w:val="15"/>
+                <w:lang w:eastAsia="es-MX"/>
+                <w14:ligatures w14:val="none"/>
+              </w:rPr>
+              <w:t>tacion</w:t>
+            </w:r>
+            <w:proofErr w:type="spellEnd"/>
+            <w:r>
+              <w:rPr>
+                <w:rFonts w:ascii="Helvetica Neue" w:eastAsia="Times New Roman" w:hAnsi="Helvetica Neue" w:cs="Times New Roman"/>
+                <w:color w:val="000000"/>
+                <w:kern w:val="0"/>
+                <w:sz w:val="15"/>
+                <w:szCs w:val="15"/>
+                <w:lang w:eastAsia="es-MX"/>
+                <w14:ligatures w14:val="none"/>
+              </w:rPr>
+              <w:t xml:space="preserve"> del nuevo repositorio de GitHub en </w:t>
+            </w:r>
+            <w:proofErr w:type="spellStart"/>
+            <w:r>
+              <w:rPr>
+                <w:rFonts w:ascii="Helvetica Neue" w:eastAsia="Times New Roman" w:hAnsi="Helvetica Neue" w:cs="Times New Roman"/>
+                <w:color w:val="000000"/>
+                <w:kern w:val="0"/>
+                <w:sz w:val="15"/>
+                <w:szCs w:val="15"/>
+                <w:lang w:eastAsia="es-MX"/>
+                <w14:ligatures w14:val="none"/>
+              </w:rPr>
+              <w:t>VSCode</w:t>
+            </w:r>
+            <w:proofErr w:type="spellEnd"/>
+            <w:r>
+              <w:rPr>
+                <w:rFonts w:ascii="Helvetica Neue" w:eastAsia="Times New Roman" w:hAnsi="Helvetica Neue" w:cs="Times New Roman"/>
+                <w:color w:val="000000"/>
+                <w:kern w:val="0"/>
+                <w:sz w:val="15"/>
+                <w:szCs w:val="15"/>
+                <w:lang w:eastAsia="es-MX"/>
+                <w14:ligatures w14:val="none"/>
+              </w:rPr>
+              <w:t xml:space="preserve"> </w:t>
             </w:r>
           </w:p>
         </w:tc>
@@ -11382,8 +11848,21 @@
                 <w:lang w:eastAsia="es-MX"/>
                 <w14:ligatures w14:val="none"/>
               </w:rPr>
-              <w:t>Dificultad al implementar GitHub a VSCode</w:t>
-            </w:r>
+              <w:t xml:space="preserve">Dificultad al implementar GitHub a </w:t>
+            </w:r>
+            <w:proofErr w:type="spellStart"/>
+            <w:r>
+              <w:rPr>
+                <w:rFonts w:ascii="Times New Roman" w:eastAsia="Times New Roman" w:hAnsi="Times New Roman" w:cs="Times New Roman"/>
+                <w:kern w:val="0"/>
+                <w:sz w:val="15"/>
+                <w:szCs w:val="15"/>
+                <w:lang w:eastAsia="es-MX"/>
+                <w14:ligatures w14:val="none"/>
+              </w:rPr>
+              <w:t>VSCode</w:t>
+            </w:r>
+            <w:proofErr w:type="spellEnd"/>
           </w:p>
         </w:tc>
         <w:tc>
@@ -11446,8 +11925,21 @@
                 <w:lang w:eastAsia="es-MX"/>
                 <w14:ligatures w14:val="none"/>
               </w:rPr>
-              <w:t>GitHub en VSCode</w:t>
-            </w:r>
+              <w:t xml:space="preserve">GitHub en </w:t>
+            </w:r>
+            <w:proofErr w:type="spellStart"/>
+            <w:r>
+              <w:rPr>
+                <w:rFonts w:ascii="Times New Roman" w:eastAsia="Times New Roman" w:hAnsi="Times New Roman" w:cs="Times New Roman"/>
+                <w:kern w:val="0"/>
+                <w:sz w:val="15"/>
+                <w:szCs w:val="15"/>
+                <w:lang w:eastAsia="es-MX"/>
+                <w14:ligatures w14:val="none"/>
+              </w:rPr>
+              <w:t>VSCode</w:t>
+            </w:r>
+            <w:proofErr w:type="spellEnd"/>
           </w:p>
         </w:tc>
         <w:tc>
@@ -12173,8 +12665,40 @@
         <w:rPr>
           <w:lang w:eastAsia="es-MX"/>
         </w:rPr>
-        <w:t>[Alan Jesus Hernandez Chavez</w:t>
+        <w:t xml:space="preserve">[Alan </w:t>
       </w:r>
+      <w:r>
+        <w:rPr>
+          <w:lang w:eastAsia="es-MX"/>
+        </w:rPr>
+        <w:t>Jesús</w:t>
+      </w:r>
+      <w:r>
+        <w:rPr>
+          <w:lang w:eastAsia="es-MX"/>
+        </w:rPr>
+        <w:t xml:space="preserve"> </w:t>
+      </w:r>
+      <w:r>
+        <w:rPr>
+          <w:lang w:eastAsia="es-MX"/>
+        </w:rPr>
+        <w:t>Hernández</w:t>
+      </w:r>
+      <w:r>
+        <w:rPr>
+          <w:lang w:eastAsia="es-MX"/>
+        </w:rPr>
+        <w:t xml:space="preserve"> </w:t>
+      </w:r>
+      <w:proofErr w:type="spellStart"/>
+      <w:r>
+        <w:rPr>
+          <w:lang w:eastAsia="es-MX"/>
+        </w:rPr>
+        <w:t>Chavez</w:t>
+      </w:r>
+      <w:proofErr w:type="spellEnd"/>
       <w:r>
         <w:rPr>
           <w:lang w:eastAsia="es-MX"/>
@@ -12209,13 +12733,13 @@
       </w:tblPr>
       <w:tblGrid>
         <w:gridCol w:w="603"/>
-        <w:gridCol w:w="895"/>
-        <w:gridCol w:w="1196"/>
+        <w:gridCol w:w="1241"/>
+        <w:gridCol w:w="850"/>
         <w:gridCol w:w="709"/>
         <w:gridCol w:w="709"/>
         <w:gridCol w:w="3260"/>
-        <w:gridCol w:w="992"/>
-        <w:gridCol w:w="1053"/>
+        <w:gridCol w:w="851"/>
+        <w:gridCol w:w="1194"/>
         <w:gridCol w:w="1078"/>
       </w:tblGrid>
       <w:tr>
@@ -12268,7 +12792,7 @@
         </w:tc>
         <w:tc>
           <w:tcPr>
-            <w:tcW w:w="895" w:type="dxa"/>
+            <w:tcW w:w="1241" w:type="dxa"/>
             <w:tcBorders>
               <w:top w:val="single" w:sz="6" w:space="0" w:color="000000"/>
               <w:left w:val="single" w:sz="6" w:space="0" w:color="000000"/>
@@ -12312,7 +12836,7 @@
         </w:tc>
         <w:tc>
           <w:tcPr>
-            <w:tcW w:w="1196" w:type="dxa"/>
+            <w:tcW w:w="850" w:type="dxa"/>
             <w:tcBorders>
               <w:top w:val="single" w:sz="6" w:space="0" w:color="000000"/>
               <w:left w:val="single" w:sz="6" w:space="0" w:color="000000"/>
@@ -12436,7 +12960,37 @@
                 <w:lang w:eastAsia="es-MX"/>
                 <w14:ligatures w14:val="none"/>
               </w:rPr>
-              <w:t>Progreso (% o emoji)</w:t>
+              <w:t xml:space="preserve">Progreso (% o </w:t>
+            </w:r>
+            <w:proofErr w:type="spellStart"/>
+            <w:r>
+              <w:rPr>
+                <w:rFonts w:ascii="Helvetica Neue" w:eastAsia="Times New Roman" w:hAnsi="Helvetica Neue" w:cs="Times New Roman"/>
+                <w:b/>
+                <w:bCs/>
+                <w:color w:val="000000"/>
+                <w:kern w:val="0"/>
+                <w:sz w:val="15"/>
+                <w:szCs w:val="15"/>
+                <w:lang w:eastAsia="es-MX"/>
+                <w14:ligatures w14:val="none"/>
+              </w:rPr>
+              <w:t>emoji</w:t>
+            </w:r>
+            <w:proofErr w:type="spellEnd"/>
+            <w:r>
+              <w:rPr>
+                <w:rFonts w:ascii="Helvetica Neue" w:eastAsia="Times New Roman" w:hAnsi="Helvetica Neue" w:cs="Times New Roman"/>
+                <w:b/>
+                <w:bCs/>
+                <w:color w:val="000000"/>
+                <w:kern w:val="0"/>
+                <w:sz w:val="15"/>
+                <w:szCs w:val="15"/>
+                <w:lang w:eastAsia="es-MX"/>
+                <w14:ligatures w14:val="none"/>
+              </w:rPr>
+              <w:t>)</w:t>
             </w:r>
           </w:p>
         </w:tc>
@@ -12486,7 +13040,7 @@
         </w:tc>
         <w:tc>
           <w:tcPr>
-            <w:tcW w:w="992" w:type="dxa"/>
+            <w:tcW w:w="851" w:type="dxa"/>
             <w:tcBorders>
               <w:top w:val="single" w:sz="6" w:space="0" w:color="000000"/>
               <w:left w:val="single" w:sz="6" w:space="0" w:color="000000"/>
@@ -12530,7 +13084,7 @@
         </w:tc>
         <w:tc>
           <w:tcPr>
-            <w:tcW w:w="1053" w:type="dxa"/>
+            <w:tcW w:w="1194" w:type="dxa"/>
             <w:tcBorders>
               <w:top w:val="single" w:sz="6" w:space="0" w:color="000000"/>
               <w:left w:val="single" w:sz="6" w:space="0" w:color="000000"/>
@@ -12842,7 +13396,7 @@
         </w:tc>
         <w:tc>
           <w:tcPr>
-            <w:tcW w:w="895" w:type="dxa"/>
+            <w:tcW w:w="1241" w:type="dxa"/>
             <w:tcBorders>
               <w:top w:val="single" w:sz="6" w:space="0" w:color="000000"/>
               <w:left w:val="single" w:sz="6" w:space="0" w:color="000000"/>
@@ -12878,13 +13432,74 @@
                 <w:lang w:eastAsia="es-MX"/>
                 <w14:ligatures w14:val="none"/>
               </w:rPr>
-              <w:t>Apoyo en investiga-ción para implementa-ción de PHP en todas las páginas .html</w:t>
-            </w:r>
-          </w:p>
-        </w:tc>
-        <w:tc>
-          <w:tcPr>
-            <w:tcW w:w="1196" w:type="dxa"/>
+              <w:t>Apoyo en investiga-</w:t>
+            </w:r>
+            <w:proofErr w:type="spellStart"/>
+            <w:r>
+              <w:rPr>
+                <w:rFonts w:ascii="Times New Roman" w:eastAsia="Times New Roman" w:hAnsi="Times New Roman" w:cs="Times New Roman"/>
+                <w:kern w:val="0"/>
+                <w:sz w:val="15"/>
+                <w:szCs w:val="15"/>
+                <w:lang w:eastAsia="es-MX"/>
+                <w14:ligatures w14:val="none"/>
+              </w:rPr>
+              <w:t>ción</w:t>
+            </w:r>
+            <w:proofErr w:type="spellEnd"/>
+            <w:r>
+              <w:rPr>
+                <w:rFonts w:ascii="Times New Roman" w:eastAsia="Times New Roman" w:hAnsi="Times New Roman" w:cs="Times New Roman"/>
+                <w:kern w:val="0"/>
+                <w:sz w:val="15"/>
+                <w:szCs w:val="15"/>
+                <w:lang w:eastAsia="es-MX"/>
+                <w14:ligatures w14:val="none"/>
+              </w:rPr>
+              <w:t xml:space="preserve"> para implementa-</w:t>
+            </w:r>
+            <w:proofErr w:type="spellStart"/>
+            <w:r>
+              <w:rPr>
+                <w:rFonts w:ascii="Times New Roman" w:eastAsia="Times New Roman" w:hAnsi="Times New Roman" w:cs="Times New Roman"/>
+                <w:kern w:val="0"/>
+                <w:sz w:val="15"/>
+                <w:szCs w:val="15"/>
+                <w:lang w:eastAsia="es-MX"/>
+                <w14:ligatures w14:val="none"/>
+              </w:rPr>
+              <w:t>ción</w:t>
+            </w:r>
+            <w:proofErr w:type="spellEnd"/>
+            <w:r>
+              <w:rPr>
+                <w:rFonts w:ascii="Times New Roman" w:eastAsia="Times New Roman" w:hAnsi="Times New Roman" w:cs="Times New Roman"/>
+                <w:kern w:val="0"/>
+                <w:sz w:val="15"/>
+                <w:szCs w:val="15"/>
+                <w:lang w:eastAsia="es-MX"/>
+                <w14:ligatures w14:val="none"/>
+              </w:rPr>
+              <w:t xml:space="preserve"> de PHP en todas las páginas .</w:t>
+            </w:r>
+            <w:proofErr w:type="spellStart"/>
+            <w:r>
+              <w:rPr>
+                <w:rFonts w:ascii="Times New Roman" w:eastAsia="Times New Roman" w:hAnsi="Times New Roman" w:cs="Times New Roman"/>
+                <w:kern w:val="0"/>
+                <w:sz w:val="15"/>
+                <w:szCs w:val="15"/>
+                <w:lang w:eastAsia="es-MX"/>
+                <w14:ligatures w14:val="none"/>
+              </w:rPr>
+              <w:t>html</w:t>
+            </w:r>
+            <w:proofErr w:type="spellEnd"/>
+          </w:p>
+        </w:tc>
+        <w:tc>
+          <w:tcPr>
+            <w:tcW w:w="850" w:type="dxa"/>
             <w:tcBorders>
               <w:top w:val="single" w:sz="6" w:space="0" w:color="000000"/>
               <w:left w:val="single" w:sz="6" w:space="0" w:color="000000"/>
@@ -13130,7 +13745,7 @@
         </w:tc>
         <w:tc>
           <w:tcPr>
-            <w:tcW w:w="992" w:type="dxa"/>
+            <w:tcW w:w="851" w:type="dxa"/>
             <w:tcBorders>
               <w:top w:val="single" w:sz="6" w:space="0" w:color="000000"/>
               <w:left w:val="single" w:sz="6" w:space="0" w:color="000000"/>
@@ -13166,13 +13781,37 @@
                 <w:lang w:eastAsia="es-MX"/>
                 <w14:ligatures w14:val="none"/>
               </w:rPr>
-              <w:t>Comprender cómo adaptar archivos .html al uso de PHP</w:t>
-            </w:r>
-          </w:p>
-        </w:tc>
-        <w:tc>
-          <w:tcPr>
-            <w:tcW w:w="1053" w:type="dxa"/>
+              <w:t>Comprender cómo adaptar archivos .</w:t>
+            </w:r>
+            <w:proofErr w:type="spellStart"/>
+            <w:r>
+              <w:rPr>
+                <w:rFonts w:ascii="Times New Roman" w:eastAsia="Times New Roman" w:hAnsi="Times New Roman" w:cs="Times New Roman"/>
+                <w:kern w:val="0"/>
+                <w:sz w:val="15"/>
+                <w:szCs w:val="15"/>
+                <w:lang w:eastAsia="es-MX"/>
+                <w14:ligatures w14:val="none"/>
+              </w:rPr>
+              <w:t>html</w:t>
+            </w:r>
+            <w:proofErr w:type="spellEnd"/>
+            <w:r>
+              <w:rPr>
+                <w:rFonts w:ascii="Times New Roman" w:eastAsia="Times New Roman" w:hAnsi="Times New Roman" w:cs="Times New Roman"/>
+                <w:kern w:val="0"/>
+                <w:sz w:val="15"/>
+                <w:szCs w:val="15"/>
+                <w:lang w:eastAsia="es-MX"/>
+                <w14:ligatures w14:val="none"/>
+              </w:rPr>
+              <w:t xml:space="preserve"> al uso de PHP</w:t>
+            </w:r>
+          </w:p>
+        </w:tc>
+        <w:tc>
+          <w:tcPr>
+            <w:tcW w:w="1194" w:type="dxa"/>
             <w:tcBorders>
               <w:top w:val="single" w:sz="6" w:space="0" w:color="000000"/>
               <w:left w:val="single" w:sz="6" w:space="0" w:color="000000"/>
@@ -13208,8 +13847,21 @@
                 <w:lang w:eastAsia="es-MX"/>
                 <w14:ligatures w14:val="none"/>
               </w:rPr>
-              <w:t>Aprendí cómo se empieza a implementar PHP en un sitio web, aporte en la investigación de cómo se empieza a implentar</w:t>
-            </w:r>
+              <w:t xml:space="preserve">Aprendí cómo se empieza a implementar PHP en un sitio web, aporte en la investigación de cómo se empieza a </w:t>
+            </w:r>
+            <w:proofErr w:type="spellStart"/>
+            <w:r>
+              <w:rPr>
+                <w:rFonts w:ascii="Times New Roman" w:eastAsia="Times New Roman" w:hAnsi="Times New Roman" w:cs="Times New Roman"/>
+                <w:kern w:val="0"/>
+                <w:sz w:val="15"/>
+                <w:szCs w:val="15"/>
+                <w:lang w:eastAsia="es-MX"/>
+                <w14:ligatures w14:val="none"/>
+              </w:rPr>
+              <w:t>implentar</w:t>
+            </w:r>
+            <w:proofErr w:type="spellEnd"/>
             <w:r>
               <w:rPr>
                 <w:rFonts w:ascii="Times New Roman" w:eastAsia="Times New Roman" w:hAnsi="Times New Roman" w:cs="Times New Roman"/>
@@ -13268,7 +13920,7 @@
       </w:tr>
       <w:tr>
         <w:trPr>
-          <w:trHeight w:val="165"/>
+          <w:trHeight w:val="1261"/>
         </w:trPr>
         <w:tc>
           <w:tcPr>
@@ -13491,7 +14143,7 @@
         </w:tc>
         <w:tc>
           <w:tcPr>
-            <w:tcW w:w="895" w:type="dxa"/>
+            <w:tcW w:w="1241" w:type="dxa"/>
             <w:tcBorders>
               <w:top w:val="single" w:sz="6" w:space="0" w:color="000000"/>
               <w:left w:val="single" w:sz="6" w:space="0" w:color="000000"/>
@@ -13540,32 +14192,71 @@
                 <w:lang w:eastAsia="es-MX"/>
                 <w14:ligatures w14:val="none"/>
               </w:rPr>
-              <w:t>-ció</w:t>
-            </w:r>
-            <w:r>
-              <w:rPr>
-                <w:rFonts w:ascii="Helvetica Neue" w:eastAsia="Times New Roman" w:hAnsi="Helvetica Neue" w:cs="Times New Roman"/>
-                <w:color w:val="000000"/>
-                <w:kern w:val="0"/>
-                <w:sz w:val="15"/>
-                <w:szCs w:val="15"/>
-                <w:lang w:eastAsia="es-MX"/>
-                <w14:ligatures w14:val="none"/>
-              </w:rPr>
-              <w:t>n sobre el tema (implemen</w:t>
-            </w:r>
-            <w:r>
-              <w:rPr>
-                <w:rFonts w:ascii="Helvetica Neue" w:eastAsia="Times New Roman" w:hAnsi="Helvetica Neue" w:cs="Times New Roman"/>
-                <w:color w:val="000000"/>
-                <w:kern w:val="0"/>
-                <w:sz w:val="15"/>
-                <w:szCs w:val="15"/>
-                <w:lang w:eastAsia="es-MX"/>
-                <w14:ligatures w14:val="none"/>
-              </w:rPr>
               <w:t>-</w:t>
             </w:r>
+            <w:proofErr w:type="spellStart"/>
+            <w:r>
+              <w:rPr>
+                <w:rFonts w:ascii="Helvetica Neue" w:eastAsia="Times New Roman" w:hAnsi="Helvetica Neue" w:cs="Times New Roman"/>
+                <w:color w:val="000000"/>
+                <w:kern w:val="0"/>
+                <w:sz w:val="15"/>
+                <w:szCs w:val="15"/>
+                <w:lang w:eastAsia="es-MX"/>
+                <w14:ligatures w14:val="none"/>
+              </w:rPr>
+              <w:t>ció</w:t>
+            </w:r>
+            <w:r>
+              <w:rPr>
+                <w:rFonts w:ascii="Helvetica Neue" w:eastAsia="Times New Roman" w:hAnsi="Helvetica Neue" w:cs="Times New Roman"/>
+                <w:color w:val="000000"/>
+                <w:kern w:val="0"/>
+                <w:sz w:val="15"/>
+                <w:szCs w:val="15"/>
+                <w:lang w:eastAsia="es-MX"/>
+                <w14:ligatures w14:val="none"/>
+              </w:rPr>
+              <w:t>n</w:t>
+            </w:r>
+            <w:proofErr w:type="spellEnd"/>
+            <w:r>
+              <w:rPr>
+                <w:rFonts w:ascii="Helvetica Neue" w:eastAsia="Times New Roman" w:hAnsi="Helvetica Neue" w:cs="Times New Roman"/>
+                <w:color w:val="000000"/>
+                <w:kern w:val="0"/>
+                <w:sz w:val="15"/>
+                <w:szCs w:val="15"/>
+                <w:lang w:eastAsia="es-MX"/>
+                <w14:ligatures w14:val="none"/>
+              </w:rPr>
+              <w:t xml:space="preserve"> sobre el tema (</w:t>
+            </w:r>
+            <w:proofErr w:type="spellStart"/>
+            <w:r>
+              <w:rPr>
+                <w:rFonts w:ascii="Helvetica Neue" w:eastAsia="Times New Roman" w:hAnsi="Helvetica Neue" w:cs="Times New Roman"/>
+                <w:color w:val="000000"/>
+                <w:kern w:val="0"/>
+                <w:sz w:val="15"/>
+                <w:szCs w:val="15"/>
+                <w:lang w:eastAsia="es-MX"/>
+                <w14:ligatures w14:val="none"/>
+              </w:rPr>
+              <w:t>implemen</w:t>
+            </w:r>
+            <w:r>
+              <w:rPr>
+                <w:rFonts w:ascii="Helvetica Neue" w:eastAsia="Times New Roman" w:hAnsi="Helvetica Neue" w:cs="Times New Roman"/>
+                <w:color w:val="000000"/>
+                <w:kern w:val="0"/>
+                <w:sz w:val="15"/>
+                <w:szCs w:val="15"/>
+                <w:lang w:eastAsia="es-MX"/>
+                <w14:ligatures w14:val="none"/>
+              </w:rPr>
+              <w:t>-</w:t>
+            </w:r>
             <w:r>
               <w:rPr>
                 <w:rFonts w:ascii="Helvetica Neue" w:eastAsia="Times New Roman" w:hAnsi="Helvetica Neue" w:cs="Times New Roman"/>
@@ -13600,13 +14291,78 @@
                 <w:lang w:eastAsia="es-MX"/>
                 <w14:ligatures w14:val="none"/>
               </w:rPr>
-              <w:t>n de Github en VSCode)</w:t>
-            </w:r>
-          </w:p>
-        </w:tc>
-        <w:tc>
-          <w:tcPr>
-            <w:tcW w:w="1196" w:type="dxa"/>
+              <w:t>n</w:t>
+            </w:r>
+            <w:proofErr w:type="spellEnd"/>
+            <w:r>
+              <w:rPr>
+                <w:rFonts w:ascii="Helvetica Neue" w:eastAsia="Times New Roman" w:hAnsi="Helvetica Neue" w:cs="Times New Roman"/>
+                <w:color w:val="000000"/>
+                <w:kern w:val="0"/>
+                <w:sz w:val="15"/>
+                <w:szCs w:val="15"/>
+                <w:lang w:eastAsia="es-MX"/>
+                <w14:ligatures w14:val="none"/>
+              </w:rPr>
+              <w:t xml:space="preserve"> de </w:t>
+            </w:r>
+            <w:proofErr w:type="spellStart"/>
+            <w:r>
+              <w:rPr>
+                <w:rFonts w:ascii="Helvetica Neue" w:eastAsia="Times New Roman" w:hAnsi="Helvetica Neue" w:cs="Times New Roman"/>
+                <w:color w:val="000000"/>
+                <w:kern w:val="0"/>
+                <w:sz w:val="15"/>
+                <w:szCs w:val="15"/>
+                <w:lang w:eastAsia="es-MX"/>
+                <w14:ligatures w14:val="none"/>
+              </w:rPr>
+              <w:t>Github</w:t>
+            </w:r>
+            <w:proofErr w:type="spellEnd"/>
+            <w:r>
+              <w:rPr>
+                <w:rFonts w:ascii="Helvetica Neue" w:eastAsia="Times New Roman" w:hAnsi="Helvetica Neue" w:cs="Times New Roman"/>
+                <w:color w:val="000000"/>
+                <w:kern w:val="0"/>
+                <w:sz w:val="15"/>
+                <w:szCs w:val="15"/>
+                <w:lang w:eastAsia="es-MX"/>
+                <w14:ligatures w14:val="none"/>
+              </w:rPr>
+              <w:t xml:space="preserve"> en </w:t>
+            </w:r>
+            <w:proofErr w:type="spellStart"/>
+            <w:r>
+              <w:rPr>
+                <w:rFonts w:ascii="Helvetica Neue" w:eastAsia="Times New Roman" w:hAnsi="Helvetica Neue" w:cs="Times New Roman"/>
+                <w:color w:val="000000"/>
+                <w:kern w:val="0"/>
+                <w:sz w:val="15"/>
+                <w:szCs w:val="15"/>
+                <w:lang w:eastAsia="es-MX"/>
+                <w14:ligatures w14:val="none"/>
+              </w:rPr>
+              <w:t>VSCode</w:t>
+            </w:r>
+            <w:proofErr w:type="spellEnd"/>
+            <w:r>
+              <w:rPr>
+                <w:rFonts w:ascii="Helvetica Neue" w:eastAsia="Times New Roman" w:hAnsi="Helvetica Neue" w:cs="Times New Roman"/>
+                <w:color w:val="000000"/>
+                <w:kern w:val="0"/>
+                <w:sz w:val="15"/>
+                <w:szCs w:val="15"/>
+                <w:lang w:eastAsia="es-MX"/>
+                <w14:ligatures w14:val="none"/>
+              </w:rPr>
+              <w:t>)</w:t>
+            </w:r>
+          </w:p>
+        </w:tc>
+        <w:tc>
+          <w:tcPr>
+            <w:tcW w:w="850" w:type="dxa"/>
             <w:tcBorders>
               <w:top w:val="single" w:sz="6" w:space="0" w:color="000000"/>
               <w:left w:val="single" w:sz="6" w:space="0" w:color="000000"/>
@@ -13745,6 +14501,8 @@
               </w:rPr>
               <w:t>%</w:t>
             </w:r>
+            <w:bookmarkStart w:id="0" w:name="_GoBack"/>
+            <w:bookmarkEnd w:id="0"/>
           </w:p>
         </w:tc>
         <w:tc>
@@ -13822,7 +14580,7 @@
         </w:tc>
         <w:tc>
           <w:tcPr>
-            <w:tcW w:w="992" w:type="dxa"/>
+            <w:tcW w:w="851" w:type="dxa"/>
             <w:tcBorders>
               <w:top w:val="single" w:sz="6" w:space="0" w:color="000000"/>
               <w:left w:val="single" w:sz="6" w:space="0" w:color="000000"/>
@@ -13864,7 +14622,7 @@
         </w:tc>
         <w:tc>
           <w:tcPr>
-            <w:tcW w:w="1053" w:type="dxa"/>
+            <w:tcW w:w="1194" w:type="dxa"/>
             <w:tcBorders>
               <w:top w:val="single" w:sz="6" w:space="0" w:color="000000"/>
               <w:left w:val="single" w:sz="6" w:space="0" w:color="000000"/>
@@ -14162,7 +14920,7 @@
         </w:tc>
         <w:tc>
           <w:tcPr>
-            <w:tcW w:w="895" w:type="dxa"/>
+            <w:tcW w:w="1241" w:type="dxa"/>
             <w:tcBorders>
               <w:top w:val="single" w:sz="6" w:space="0" w:color="000000"/>
               <w:left w:val="single" w:sz="6" w:space="0" w:color="000000"/>
@@ -14199,7 +14957,7 @@
         </w:tc>
         <w:tc>
           <w:tcPr>
-            <w:tcW w:w="1196" w:type="dxa"/>
+            <w:tcW w:w="850" w:type="dxa"/>
             <w:tcBorders>
               <w:top w:val="single" w:sz="6" w:space="0" w:color="000000"/>
               <w:left w:val="single" w:sz="6" w:space="0" w:color="000000"/>
@@ -14417,7 +15175,7 @@
         </w:tc>
         <w:tc>
           <w:tcPr>
-            <w:tcW w:w="992" w:type="dxa"/>
+            <w:tcW w:w="851" w:type="dxa"/>
             <w:tcBorders>
               <w:top w:val="single" w:sz="6" w:space="0" w:color="000000"/>
               <w:left w:val="single" w:sz="6" w:space="0" w:color="000000"/>
@@ -14458,7 +15216,7 @@
         </w:tc>
         <w:tc>
           <w:tcPr>
-            <w:tcW w:w="1053" w:type="dxa"/>
+            <w:tcW w:w="1194" w:type="dxa"/>
             <w:tcBorders>
               <w:top w:val="single" w:sz="6" w:space="0" w:color="000000"/>
               <w:left w:val="single" w:sz="6" w:space="0" w:color="000000"/>
@@ -14483,17 +15241,31 @@
                 <w14:ligatures w14:val="none"/>
               </w:rPr>
             </w:pPr>
-            <w:r>
-              <w:rPr>
-                <w:rFonts w:ascii="Helvetica Neue" w:eastAsia="Times New Roman" w:hAnsi="Helvetica Neue" w:cs="Times New Roman"/>
-                <w:color w:val="000000"/>
-                <w:kern w:val="0"/>
-                <w:sz w:val="15"/>
-                <w:szCs w:val="15"/>
-                <w:lang w:eastAsia="es-MX"/>
-                <w14:ligatures w14:val="none"/>
-              </w:rPr>
-              <w:t>Aprendi conceptos básicos de PHP y otros más de JavaScript</w:t>
+            <w:proofErr w:type="spellStart"/>
+            <w:r>
+              <w:rPr>
+                <w:rFonts w:ascii="Helvetica Neue" w:eastAsia="Times New Roman" w:hAnsi="Helvetica Neue" w:cs="Times New Roman"/>
+                <w:color w:val="000000"/>
+                <w:kern w:val="0"/>
+                <w:sz w:val="15"/>
+                <w:szCs w:val="15"/>
+                <w:lang w:eastAsia="es-MX"/>
+                <w14:ligatures w14:val="none"/>
+              </w:rPr>
+              <w:t>Aprendi</w:t>
+            </w:r>
+            <w:proofErr w:type="spellEnd"/>
+            <w:r>
+              <w:rPr>
+                <w:rFonts w:ascii="Helvetica Neue" w:eastAsia="Times New Roman" w:hAnsi="Helvetica Neue" w:cs="Times New Roman"/>
+                <w:color w:val="000000"/>
+                <w:kern w:val="0"/>
+                <w:sz w:val="15"/>
+                <w:szCs w:val="15"/>
+                <w:lang w:eastAsia="es-MX"/>
+                <w14:ligatures w14:val="none"/>
+              </w:rPr>
+              <w:t xml:space="preserve"> conceptos básicos de PHP y otros más de JavaScript</w:t>
             </w:r>
           </w:p>
         </w:tc>
@@ -14545,10 +15317,7 @@
     <w:p/>
     <w:p/>
     <w:p/>
-    <w:p>
-      <w:bookmarkStart w:id="0" w:name="_GoBack"/>
-      <w:bookmarkEnd w:id="0"/>
-    </w:p>
+    <w:p/>
     <w:sectPr>
       <w:headerReference w:type="default" r:id="rId20"/>
       <w:footerReference w:type="default" r:id="rId21"/>
@@ -14634,7 +15403,7 @@
             <w:color w:val="00B0F0"/>
             <w:lang w:val="es-ES"/>
           </w:rPr>
-          <w:t>2</w:t>
+          <w:t>5</w:t>
         </w:r>
         <w:r>
           <w:rPr>
@@ -16964,6 +17733,15 @@
 </file>
 
 <file path=customXml/item1.xml><?xml version="1.0" encoding="utf-8"?>
+<?mso-contentType ?>
+<FormTemplates xmlns="http://schemas.microsoft.com/sharepoint/v3/contenttype/forms">
+  <Display>DocumentLibraryForm</Display>
+  <Edit>DocumentLibraryForm</Edit>
+  <New>DocumentLibraryForm</New>
+</FormTemplates>
+</file>
+
+<file path=customXml/item2.xml><?xml version="1.0" encoding="utf-8"?>
 <p:properties xmlns:p="http://schemas.microsoft.com/office/2006/metadata/properties" xmlns:xsi="http://www.w3.org/2001/XMLSchema-instance" xmlns:pc="http://schemas.microsoft.com/office/infopath/2007/PartnerControls">
   <documentManagement>
     <lcf76f155ced4ddcb4097134ff3c332f xmlns="505e647d-e3c0-4386-88e6-9e95e526eebd">
@@ -16972,15 +17750,6 @@
     <TaxCatchAll xmlns="7fe6627e-5d16-4c20-a313-a1788446644c" xsi:nil="true"/>
   </documentManagement>
 </p:properties>
-</file>
-
-<file path=customXml/item2.xml><?xml version="1.0" encoding="utf-8"?>
-<?mso-contentType ?>
-<FormTemplates xmlns="http://schemas.microsoft.com/sharepoint/v3/contenttype/forms">
-  <Display>DocumentLibraryForm</Display>
-  <Edit>DocumentLibraryForm</Edit>
-  <New>DocumentLibraryForm</New>
-</FormTemplates>
 </file>
 
 <file path=customXml/item3.xml><?xml version="1.0" encoding="utf-8"?>
@@ -17189,20 +17958,20 @@
 </file>
 
 <file path=customXml/itemProps1.xml><?xml version="1.0" encoding="utf-8"?>
+<ds:datastoreItem xmlns:ds="http://schemas.openxmlformats.org/officeDocument/2006/customXml" ds:itemID="{F0D30EB6-3BB8-4E05-AC68-585898C3259A}">
+  <ds:schemaRefs>
+    <ds:schemaRef ds:uri="http://schemas.microsoft.com/sharepoint/v3/contenttype/forms"/>
+  </ds:schemaRefs>
+</ds:datastoreItem>
+</file>
+
+<file path=customXml/itemProps2.xml><?xml version="1.0" encoding="utf-8"?>
 <ds:datastoreItem xmlns:ds="http://schemas.openxmlformats.org/officeDocument/2006/customXml" ds:itemID="{9013C96E-ABA4-40BF-8DEE-663CFF7CF0DD}">
   <ds:schemaRefs>
     <ds:schemaRef ds:uri="http://schemas.microsoft.com/office/2006/metadata/properties"/>
     <ds:schemaRef ds:uri="http://schemas.microsoft.com/office/infopath/2007/PartnerControls"/>
     <ds:schemaRef ds:uri="505e647d-e3c0-4386-88e6-9e95e526eebd"/>
     <ds:schemaRef ds:uri="7fe6627e-5d16-4c20-a313-a1788446644c"/>
-  </ds:schemaRefs>
-</ds:datastoreItem>
-</file>
-
-<file path=customXml/itemProps2.xml><?xml version="1.0" encoding="utf-8"?>
-<ds:datastoreItem xmlns:ds="http://schemas.openxmlformats.org/officeDocument/2006/customXml" ds:itemID="{F0D30EB6-3BB8-4E05-AC68-585898C3259A}">
-  <ds:schemaRefs>
-    <ds:schemaRef ds:uri="http://schemas.microsoft.com/sharepoint/v3/contenttype/forms"/>
   </ds:schemaRefs>
 </ds:datastoreItem>
 </file>
@@ -17227,7 +17996,7 @@
 </file>
 
 <file path=customXml/itemProps4.xml><?xml version="1.0" encoding="utf-8"?>
-<ds:datastoreItem xmlns:ds="http://schemas.openxmlformats.org/officeDocument/2006/customXml" ds:itemID="{BB063B78-8238-4E5A-8978-C734A8054083}">
+<ds:datastoreItem xmlns:ds="http://schemas.openxmlformats.org/officeDocument/2006/customXml" ds:itemID="{4A83943B-DBCA-4F05-8D17-7416ECB88AA1}">
   <ds:schemaRefs>
     <ds:schemaRef ds:uri="http://schemas.openxmlformats.org/officeDocument/2006/bibliography"/>
   </ds:schemaRefs>
